--- a/lab_2/BaoNVHE181955_LAB2.docx
+++ b/lab_2/BaoNVHE181955_LAB2.docx
@@ -3,11 +3,6 @@
 <w:document xmlns:wpc="http://schemas.microsoft.com/office/word/2010/wordprocessingCanvas" xmlns:cx="http://schemas.microsoft.com/office/drawing/2014/chartex" xmlns:cx1="http://schemas.microsoft.com/office/drawing/2015/9/8/chartex" xmlns:cx2="http://schemas.microsoft.com/office/drawing/2015/10/21/chartex" xmlns:cx3="http://schemas.microsoft.com/office/drawing/2016/5/9/chartex" xmlns:cx4="http://schemas.microsoft.com/office/drawing/2016/5/10/chartex" xmlns:cx5="http://schemas.microsoft.com/office/drawing/2016/5/11/chartex" xmlns:cx6="http://schemas.microsoft.com/office/drawing/2016/5/12/chartex" xmlns:cx7="http://schemas.microsoft.com/office/drawing/2016/5/13/chartex" xmlns:cx8="http://schemas.microsoft.com/office/drawing/2016/5/14/chartex" xmlns:mc="http://schemas.openxmlformats.org/markup-compatibility/2006" xmlns:aink="http://schemas.microsoft.com/office/drawing/2016/ink" xmlns:am3d="http://schemas.microsoft.com/office/drawing/2017/model3d" xmlns:o="urn:schemas-microsoft-com:office:office" xmlns:oel="http://schemas.microsoft.com/office/2019/extlst" xmlns:r="http://schemas.openxmlformats.org/officeDocument/2006/relationships" xmlns:m="http://schemas.openxmlformats.org/officeDocument/2006/math" xmlns:v="urn:schemas-microsoft-com:vml" xmlns:wp14="http://schemas.microsoft.com/office/word/2010/wordprocessingDrawing" xmlns:wp="http://schemas.openxmlformats.org/drawingml/2006/wordprocessingDrawing" xmlns:w10="urn:schemas-microsoft-com:office:word" xmlns:w="http://schemas.openxmlformats.org/wordprocessingml/2006/main" xmlns:w14="http://schemas.microsoft.com/office/word/2010/wordml" xmlns:w15="http://schemas.microsoft.com/office/word/2012/wordml" xmlns:w16cex="http://schemas.microsoft.com/office/word/2018/wordml/cex" xmlns:w16cid="http://schemas.microsoft.com/office/word/2016/wordml/cid" xmlns:w16="http://schemas.microsoft.com/office/word/2018/wordml" xmlns:w16du="http://schemas.microsoft.com/office/word/2023/wordml/word16du" xmlns:w16sdtdh="http://schemas.microsoft.com/office/word/2020/wordml/sdtdatahash" xmlns:w16sdtfl="http://schemas.microsoft.com/office/word/2024/wordml/sdtformatlock" xmlns:w16se="http://schemas.microsoft.com/office/word/2015/wordml/symex" xmlns:wpg="http://schemas.microsoft.com/office/word/2010/wordprocessingGroup" xmlns:wpi="http://schemas.microsoft.com/office/word/2010/wordprocessingInk" xmlns:wne="http://schemas.microsoft.com/office/word/2006/wordml" xmlns:wps="http://schemas.microsoft.com/office/word/2010/wordprocessingShape" mc:Ignorable="w14 w15 w16se w16cid w16 w16cex w16sdtdh w16sdtfl w16du wp14">
   <w:body>
     <w:p>
-      <w:pPr>
-        <w:rPr>
-          <w:lang w:val="vi-VN"/>
-        </w:rPr>
-      </w:pPr>
       <w:r>
         <w:t>Exercise</w:t>
       </w:r>
@@ -19,20 +14,15 @@
       </w:r>
     </w:p>
     <w:p>
-      <w:pPr>
-        <w:rPr>
-          <w:lang w:val="vi-VN"/>
-        </w:rPr>
-      </w:pPr>
       <w:r>
         <w:rPr>
           <w:noProof/>
         </w:rPr>
         <w:drawing>
-          <wp:inline distT="0" distB="0" distL="0" distR="0" wp14:anchorId="2564AE3C" wp14:editId="3B9ECAF4">
-            <wp:extent cx="5943600" cy="4343400"/>
-            <wp:effectExtent l="0" t="0" r="0" b="0"/>
-            <wp:docPr id="203780054" name="Picture 1"/>
+          <wp:inline distT="0" distB="0" distL="0" distR="0" wp14:anchorId="29E56A25" wp14:editId="6125D67F">
+            <wp:extent cx="4343776" cy="2796782"/>
+            <wp:effectExtent l="0" t="0" r="0" b="3810"/>
+            <wp:docPr id="2097584261" name="Picture 1"/>
             <wp:cNvGraphicFramePr>
               <a:graphicFrameLocks xmlns:a="http://schemas.openxmlformats.org/drawingml/2006/main" noChangeAspect="1"/>
             </wp:cNvGraphicFramePr>
@@ -40,7 +30,7 @@
               <a:graphicData uri="http://schemas.openxmlformats.org/drawingml/2006/picture">
                 <pic:pic xmlns:pic="http://schemas.openxmlformats.org/drawingml/2006/picture">
                   <pic:nvPicPr>
-                    <pic:cNvPr id="203780054" name=""/>
+                    <pic:cNvPr id="2097584261" name=""/>
                     <pic:cNvPicPr/>
                   </pic:nvPicPr>
                   <pic:blipFill>
@@ -52,7 +42,7 @@
                   <pic:spPr>
                     <a:xfrm>
                       <a:off x="0" y="0"/>
-                      <a:ext cx="5943600" cy="4343400"/>
+                      <a:ext cx="4343776" cy="2796782"/>
                     </a:xfrm>
                     <a:prstGeom prst="rect">
                       <a:avLst/>
@@ -73,27 +63,13 @@
       </w:pPr>
       <w:r>
         <w:rPr>
-          <w:lang w:val="vi-VN"/>
-        </w:rPr>
-        <w:t>Exercise 02:</w:t>
-      </w:r>
-    </w:p>
-    <w:p>
-      <w:pPr>
-        <w:rPr>
-          <w:lang w:val="vi-VN"/>
-        </w:rPr>
-      </w:pPr>
-      <w:r>
-        <w:rPr>
           <w:noProof/>
         </w:rPr>
-        <w:lastRenderedPageBreak/>
         <w:drawing>
-          <wp:inline distT="0" distB="0" distL="0" distR="0" wp14:anchorId="12AE4F18" wp14:editId="441D1440">
-            <wp:extent cx="5829805" cy="5121084"/>
-            <wp:effectExtent l="0" t="0" r="0" b="3810"/>
-            <wp:docPr id="978800067" name="Picture 1"/>
+          <wp:inline distT="0" distB="0" distL="0" distR="0" wp14:anchorId="0741E8AA" wp14:editId="068768E0">
+            <wp:extent cx="1851820" cy="1417443"/>
+            <wp:effectExtent l="0" t="0" r="0" b="0"/>
+            <wp:docPr id="766686992" name="Picture 1"/>
             <wp:cNvGraphicFramePr>
               <a:graphicFrameLocks xmlns:a="http://schemas.openxmlformats.org/drawingml/2006/main" noChangeAspect="1"/>
             </wp:cNvGraphicFramePr>
@@ -101,7 +77,7 @@
               <a:graphicData uri="http://schemas.openxmlformats.org/drawingml/2006/picture">
                 <pic:pic xmlns:pic="http://schemas.openxmlformats.org/drawingml/2006/picture">
                   <pic:nvPicPr>
-                    <pic:cNvPr id="978800067" name=""/>
+                    <pic:cNvPr id="766686992" name=""/>
                     <pic:cNvPicPr/>
                   </pic:nvPicPr>
                   <pic:blipFill>
@@ -113,7 +89,7 @@
                   <pic:spPr>
                     <a:xfrm>
                       <a:off x="0" y="0"/>
-                      <a:ext cx="5829805" cy="5121084"/>
+                      <a:ext cx="1851820" cy="1417443"/>
                     </a:xfrm>
                     <a:prstGeom prst="rect">
                       <a:avLst/>
@@ -125,15 +101,26 @@
           </wp:inline>
         </w:drawing>
       </w:r>
+    </w:p>
+    <w:p>
+      <w:r>
+        <w:rPr>
+          <w:lang w:val="vi-VN"/>
+        </w:rPr>
+        <w:t>Exercise 02:</w:t>
+      </w:r>
+    </w:p>
+    <w:p>
       <w:r>
         <w:rPr>
           <w:noProof/>
         </w:rPr>
+        <w:lastRenderedPageBreak/>
         <w:drawing>
-          <wp:inline distT="0" distB="0" distL="0" distR="0" wp14:anchorId="2C5E67C3" wp14:editId="3CBF5BD0">
-            <wp:extent cx="5563082" cy="1943268"/>
+          <wp:inline distT="0" distB="0" distL="0" distR="0" wp14:anchorId="1F00D6C5" wp14:editId="7E3C1084">
+            <wp:extent cx="5646909" cy="5601185"/>
             <wp:effectExtent l="0" t="0" r="0" b="0"/>
-            <wp:docPr id="1651056104" name="Picture 1"/>
+            <wp:docPr id="88039617" name="Picture 1"/>
             <wp:cNvGraphicFramePr>
               <a:graphicFrameLocks xmlns:a="http://schemas.openxmlformats.org/drawingml/2006/main" noChangeAspect="1"/>
             </wp:cNvGraphicFramePr>
@@ -141,7 +128,7 @@
               <a:graphicData uri="http://schemas.openxmlformats.org/drawingml/2006/picture">
                 <pic:pic xmlns:pic="http://schemas.openxmlformats.org/drawingml/2006/picture">
                   <pic:nvPicPr>
-                    <pic:cNvPr id="1651056104" name=""/>
+                    <pic:cNvPr id="88039617" name=""/>
                     <pic:cNvPicPr/>
                   </pic:nvPicPr>
                   <pic:blipFill>
@@ -153,7 +140,7 @@
                   <pic:spPr>
                     <a:xfrm>
                       <a:off x="0" y="0"/>
-                      <a:ext cx="5563082" cy="1943268"/>
+                      <a:ext cx="5646909" cy="5601185"/>
                     </a:xfrm>
                     <a:prstGeom prst="rect">
                       <a:avLst/>
@@ -167,19 +154,20 @@
       </w:r>
     </w:p>
     <w:p>
-      <w:r>
-        <w:lastRenderedPageBreak/>
-        <w:t>Exercise 03:</w:t>
-      </w:r>
+      <w:pPr>
+        <w:rPr>
+          <w:lang w:val="vi-VN"/>
+        </w:rPr>
+      </w:pPr>
       <w:r>
         <w:rPr>
           <w:noProof/>
         </w:rPr>
         <w:drawing>
-          <wp:inline distT="0" distB="0" distL="0" distR="0" wp14:anchorId="2CBBA46C" wp14:editId="3D95E908">
-            <wp:extent cx="5943600" cy="5417185"/>
-            <wp:effectExtent l="0" t="0" r="0" b="0"/>
-            <wp:docPr id="502191718" name="Picture 1"/>
+          <wp:inline distT="0" distB="0" distL="0" distR="0" wp14:anchorId="7F93D12A" wp14:editId="64CC3C0E">
+            <wp:extent cx="3322608" cy="1935648"/>
+            <wp:effectExtent l="0" t="0" r="0" b="7620"/>
+            <wp:docPr id="221826734" name="Picture 1"/>
             <wp:cNvGraphicFramePr>
               <a:graphicFrameLocks xmlns:a="http://schemas.openxmlformats.org/drawingml/2006/main" noChangeAspect="1"/>
             </wp:cNvGraphicFramePr>
@@ -187,7 +175,7 @@
               <a:graphicData uri="http://schemas.openxmlformats.org/drawingml/2006/picture">
                 <pic:pic xmlns:pic="http://schemas.openxmlformats.org/drawingml/2006/picture">
                   <pic:nvPicPr>
-                    <pic:cNvPr id="502191718" name=""/>
+                    <pic:cNvPr id="221826734" name=""/>
                     <pic:cNvPicPr/>
                   </pic:nvPicPr>
                   <pic:blipFill>
@@ -199,7 +187,7 @@
                   <pic:spPr>
                     <a:xfrm>
                       <a:off x="0" y="0"/>
-                      <a:ext cx="5943600" cy="5417185"/>
+                      <a:ext cx="3322608" cy="1935648"/>
                     </a:xfrm>
                     <a:prstGeom prst="rect">
                       <a:avLst/>
@@ -214,15 +202,24 @@
     </w:p>
     <w:p>
       <w:r>
+        <w:lastRenderedPageBreak/>
+        <w:t>Exercise 03:</w:t>
+      </w:r>
+      <w:r>
         <w:rPr>
           <w:noProof/>
         </w:rPr>
-        <w:lastRenderedPageBreak/>
+        <w:t xml:space="preserve"> </w:t>
+      </w:r>
+      <w:r>
+        <w:rPr>
+          <w:noProof/>
+        </w:rPr>
         <w:drawing>
-          <wp:inline distT="0" distB="0" distL="0" distR="0" wp14:anchorId="6D8BBB34" wp14:editId="490C9CC3">
-            <wp:extent cx="5943600" cy="3364865"/>
-            <wp:effectExtent l="0" t="0" r="0" b="6985"/>
-            <wp:docPr id="1153644027" name="Picture 1"/>
+          <wp:inline distT="0" distB="0" distL="0" distR="0" wp14:anchorId="4C2D7231" wp14:editId="5E7353B4">
+            <wp:extent cx="5943600" cy="4763770"/>
+            <wp:effectExtent l="0" t="0" r="0" b="0"/>
+            <wp:docPr id="1503486793" name="Picture 1"/>
             <wp:cNvGraphicFramePr>
               <a:graphicFrameLocks xmlns:a="http://schemas.openxmlformats.org/drawingml/2006/main" noChangeAspect="1"/>
             </wp:cNvGraphicFramePr>
@@ -230,7 +227,7 @@
               <a:graphicData uri="http://schemas.openxmlformats.org/drawingml/2006/picture">
                 <pic:pic xmlns:pic="http://schemas.openxmlformats.org/drawingml/2006/picture">
                   <pic:nvPicPr>
-                    <pic:cNvPr id="1153644027" name=""/>
+                    <pic:cNvPr id="1503486793" name=""/>
                     <pic:cNvPicPr/>
                   </pic:nvPicPr>
                   <pic:blipFill>
@@ -242,7 +239,7 @@
                   <pic:spPr>
                     <a:xfrm>
                       <a:off x="0" y="0"/>
-                      <a:ext cx="5943600" cy="3364865"/>
+                      <a:ext cx="5943600" cy="4763770"/>
                     </a:xfrm>
                     <a:prstGeom prst="rect">
                       <a:avLst/>
@@ -254,32 +251,16 @@
           </wp:inline>
         </w:drawing>
       </w:r>
-    </w:p>
-    <w:p>
-      <w:pPr>
+      <w:r>
         <w:rPr>
           <w:noProof/>
         </w:rPr>
-      </w:pPr>
-      <w:r>
         <w:lastRenderedPageBreak/>
-        <w:t>Exercise 04:</w:t>
-      </w:r>
-      <w:r>
-        <w:rPr>
-          <w:noProof/>
-        </w:rPr>
-        <w:t xml:space="preserve"> </w:t>
-      </w:r>
-      <w:r>
-        <w:rPr>
-          <w:noProof/>
-        </w:rPr>
         <w:drawing>
-          <wp:inline distT="0" distB="0" distL="0" distR="0" wp14:anchorId="502E919C" wp14:editId="2594F9A5">
-            <wp:extent cx="5928874" cy="5646909"/>
-            <wp:effectExtent l="0" t="0" r="0" b="0"/>
-            <wp:docPr id="1385267549" name="Picture 1"/>
+          <wp:inline distT="0" distB="0" distL="0" distR="0" wp14:anchorId="5F1744B6" wp14:editId="1AB3E6C4">
+            <wp:extent cx="5936494" cy="4389500"/>
+            <wp:effectExtent l="0" t="0" r="7620" b="0"/>
+            <wp:docPr id="1749228960" name="Picture 1"/>
             <wp:cNvGraphicFramePr>
               <a:graphicFrameLocks xmlns:a="http://schemas.openxmlformats.org/drawingml/2006/main" noChangeAspect="1"/>
             </wp:cNvGraphicFramePr>
@@ -287,7 +268,7 @@
               <a:graphicData uri="http://schemas.openxmlformats.org/drawingml/2006/picture">
                 <pic:pic xmlns:pic="http://schemas.openxmlformats.org/drawingml/2006/picture">
                   <pic:nvPicPr>
-                    <pic:cNvPr id="1385267549" name=""/>
+                    <pic:cNvPr id="1749228960" name=""/>
                     <pic:cNvPicPr/>
                   </pic:nvPicPr>
                   <pic:blipFill>
@@ -299,7 +280,7 @@
                   <pic:spPr>
                     <a:xfrm>
                       <a:off x="0" y="0"/>
-                      <a:ext cx="5928874" cy="5646909"/>
+                      <a:ext cx="5936494" cy="4389500"/>
                     </a:xfrm>
                     <a:prstGeom prst="rect">
                       <a:avLst/>
@@ -311,15 +292,17 @@
           </wp:inline>
         </w:drawing>
       </w:r>
+    </w:p>
+    <w:p>
       <w:r>
         <w:rPr>
           <w:noProof/>
         </w:rPr>
         <w:drawing>
-          <wp:inline distT="0" distB="0" distL="0" distR="0" wp14:anchorId="57FB6C67" wp14:editId="637A804F">
-            <wp:extent cx="2857748" cy="823031"/>
-            <wp:effectExtent l="0" t="0" r="0" b="0"/>
-            <wp:docPr id="2058357412" name="Picture 1"/>
+          <wp:inline distT="0" distB="0" distL="0" distR="0" wp14:anchorId="39AB0008" wp14:editId="702CFCEF">
+            <wp:extent cx="2263336" cy="3322608"/>
+            <wp:effectExtent l="0" t="0" r="3810" b="0"/>
+            <wp:docPr id="1045935757" name="Picture 1"/>
             <wp:cNvGraphicFramePr>
               <a:graphicFrameLocks xmlns:a="http://schemas.openxmlformats.org/drawingml/2006/main" noChangeAspect="1"/>
             </wp:cNvGraphicFramePr>
@@ -327,7 +310,7 @@
               <a:graphicData uri="http://schemas.openxmlformats.org/drawingml/2006/picture">
                 <pic:pic xmlns:pic="http://schemas.openxmlformats.org/drawingml/2006/picture">
                   <pic:nvPicPr>
-                    <pic:cNvPr id="2058357412" name=""/>
+                    <pic:cNvPr id="1045935757" name=""/>
                     <pic:cNvPicPr/>
                   </pic:nvPicPr>
                   <pic:blipFill>
@@ -339,7 +322,7 @@
                   <pic:spPr>
                     <a:xfrm>
                       <a:off x="0" y="0"/>
-                      <a:ext cx="2857748" cy="823031"/>
+                      <a:ext cx="2263336" cy="3322608"/>
                     </a:xfrm>
                     <a:prstGeom prst="rect">
                       <a:avLst/>
@@ -359,23 +342,24 @@
         </w:rPr>
       </w:pPr>
       <w:r>
+        <w:lastRenderedPageBreak/>
+        <w:t>Exercise 04:</w:t>
+      </w:r>
+      <w:r>
         <w:rPr>
           <w:noProof/>
         </w:rPr>
-        <w:t>Exercise 05:</w:t>
-      </w:r>
-    </w:p>
-    <w:p>
+        <w:t xml:space="preserve"> </w:t>
+      </w:r>
       <w:r>
         <w:rPr>
           <w:noProof/>
         </w:rPr>
-        <w:lastRenderedPageBreak/>
         <w:drawing>
-          <wp:inline distT="0" distB="0" distL="0" distR="0" wp14:anchorId="7BAD6FDC" wp14:editId="1B09A033">
-            <wp:extent cx="5943600" cy="4035425"/>
-            <wp:effectExtent l="0" t="0" r="0" b="3175"/>
-            <wp:docPr id="1037057193" name="Picture 1"/>
+          <wp:inline distT="0" distB="0" distL="0" distR="0" wp14:anchorId="0B1AA670" wp14:editId="186FDC73">
+            <wp:extent cx="5448772" cy="5974598"/>
+            <wp:effectExtent l="0" t="0" r="0" b="7620"/>
+            <wp:docPr id="1476905472" name="Picture 1"/>
             <wp:cNvGraphicFramePr>
               <a:graphicFrameLocks xmlns:a="http://schemas.openxmlformats.org/drawingml/2006/main" noChangeAspect="1"/>
             </wp:cNvGraphicFramePr>
@@ -383,7 +367,7 @@
               <a:graphicData uri="http://schemas.openxmlformats.org/drawingml/2006/picture">
                 <pic:pic xmlns:pic="http://schemas.openxmlformats.org/drawingml/2006/picture">
                   <pic:nvPicPr>
-                    <pic:cNvPr id="1037057193" name=""/>
+                    <pic:cNvPr id="1476905472" name=""/>
                     <pic:cNvPicPr/>
                   </pic:nvPicPr>
                   <pic:blipFill>
@@ -395,7 +379,7 @@
                   <pic:spPr>
                     <a:xfrm>
                       <a:off x="0" y="0"/>
-                      <a:ext cx="5943600" cy="4035425"/>
+                      <a:ext cx="5448772" cy="5974598"/>
                     </a:xfrm>
                     <a:prstGeom prst="rect">
                       <a:avLst/>
@@ -412,10 +396,10 @@
           <w:noProof/>
         </w:rPr>
         <w:drawing>
-          <wp:inline distT="0" distB="0" distL="0" distR="0" wp14:anchorId="2E615002" wp14:editId="6647282D">
-            <wp:extent cx="4320914" cy="1722269"/>
-            <wp:effectExtent l="0" t="0" r="3810" b="0"/>
-            <wp:docPr id="1818892737" name="Picture 1"/>
+          <wp:inline distT="0" distB="0" distL="0" distR="0" wp14:anchorId="621C77A1" wp14:editId="79264CDA">
+            <wp:extent cx="3856054" cy="990686"/>
+            <wp:effectExtent l="0" t="0" r="0" b="0"/>
+            <wp:docPr id="1342790093" name="Picture 1"/>
             <wp:cNvGraphicFramePr>
               <a:graphicFrameLocks xmlns:a="http://schemas.openxmlformats.org/drawingml/2006/main" noChangeAspect="1"/>
             </wp:cNvGraphicFramePr>
@@ -423,7 +407,7 @@
               <a:graphicData uri="http://schemas.openxmlformats.org/drawingml/2006/picture">
                 <pic:pic xmlns:pic="http://schemas.openxmlformats.org/drawingml/2006/picture">
                   <pic:nvPicPr>
-                    <pic:cNvPr id="1818892737" name=""/>
+                    <pic:cNvPr id="1342790093" name=""/>
                     <pic:cNvPicPr/>
                   </pic:nvPicPr>
                   <pic:blipFill>
@@ -435,7 +419,103 @@
                   <pic:spPr>
                     <a:xfrm>
                       <a:off x="0" y="0"/>
-                      <a:ext cx="4320914" cy="1722269"/>
+                      <a:ext cx="3856054" cy="990686"/>
+                    </a:xfrm>
+                    <a:prstGeom prst="rect">
+                      <a:avLst/>
+                    </a:prstGeom>
+                  </pic:spPr>
+                </pic:pic>
+              </a:graphicData>
+            </a:graphic>
+          </wp:inline>
+        </w:drawing>
+      </w:r>
+    </w:p>
+    <w:p>
+      <w:pPr>
+        <w:rPr>
+          <w:noProof/>
+        </w:rPr>
+      </w:pPr>
+      <w:r>
+        <w:rPr>
+          <w:noProof/>
+        </w:rPr>
+        <w:t>Exercise 05:</w:t>
+      </w:r>
+    </w:p>
+    <w:p>
+      <w:r>
+        <w:rPr>
+          <w:noProof/>
+        </w:rPr>
+        <w:lastRenderedPageBreak/>
+        <w:drawing>
+          <wp:inline distT="0" distB="0" distL="0" distR="0" wp14:anchorId="70241D17" wp14:editId="347CF291">
+            <wp:extent cx="5563082" cy="5403048"/>
+            <wp:effectExtent l="0" t="0" r="0" b="7620"/>
+            <wp:docPr id="1258790753" name="Picture 1"/>
+            <wp:cNvGraphicFramePr>
+              <a:graphicFrameLocks xmlns:a="http://schemas.openxmlformats.org/drawingml/2006/main" noChangeAspect="1"/>
+            </wp:cNvGraphicFramePr>
+            <a:graphic xmlns:a="http://schemas.openxmlformats.org/drawingml/2006/main">
+              <a:graphicData uri="http://schemas.openxmlformats.org/drawingml/2006/picture">
+                <pic:pic xmlns:pic="http://schemas.openxmlformats.org/drawingml/2006/picture">
+                  <pic:nvPicPr>
+                    <pic:cNvPr id="1258790753" name=""/>
+                    <pic:cNvPicPr/>
+                  </pic:nvPicPr>
+                  <pic:blipFill>
+                    <a:blip r:embed="rId13"/>
+                    <a:stretch>
+                      <a:fillRect/>
+                    </a:stretch>
+                  </pic:blipFill>
+                  <pic:spPr>
+                    <a:xfrm>
+                      <a:off x="0" y="0"/>
+                      <a:ext cx="5563082" cy="5403048"/>
+                    </a:xfrm>
+                    <a:prstGeom prst="rect">
+                      <a:avLst/>
+                    </a:prstGeom>
+                  </pic:spPr>
+                </pic:pic>
+              </a:graphicData>
+            </a:graphic>
+          </wp:inline>
+        </w:drawing>
+      </w:r>
+      <w:r>
+        <w:rPr>
+          <w:noProof/>
+        </w:rPr>
+        <w:drawing>
+          <wp:inline distT="0" distB="0" distL="0" distR="0" wp14:anchorId="45FB0636" wp14:editId="4A2A1F9B">
+            <wp:extent cx="2918713" cy="1783235"/>
+            <wp:effectExtent l="0" t="0" r="0" b="7620"/>
+            <wp:docPr id="62544451" name="Picture 1"/>
+            <wp:cNvGraphicFramePr>
+              <a:graphicFrameLocks xmlns:a="http://schemas.openxmlformats.org/drawingml/2006/main" noChangeAspect="1"/>
+            </wp:cNvGraphicFramePr>
+            <a:graphic xmlns:a="http://schemas.openxmlformats.org/drawingml/2006/main">
+              <a:graphicData uri="http://schemas.openxmlformats.org/drawingml/2006/picture">
+                <pic:pic xmlns:pic="http://schemas.openxmlformats.org/drawingml/2006/picture">
+                  <pic:nvPicPr>
+                    <pic:cNvPr id="62544451" name=""/>
+                    <pic:cNvPicPr/>
+                  </pic:nvPicPr>
+                  <pic:blipFill>
+                    <a:blip r:embed="rId14"/>
+                    <a:stretch>
+                      <a:fillRect/>
+                    </a:stretch>
+                  </pic:blipFill>
+                  <pic:spPr>
+                    <a:xfrm>
+                      <a:off x="0" y="0"/>
+                      <a:ext cx="2918713" cy="1783235"/>
                     </a:xfrm>
                     <a:prstGeom prst="rect">
                       <a:avLst/>
